--- a/documentacao/arquivos/garantia-qualidade/LabMedSys - Modulo Garantia da Qualidade - Controle de Desvios - Tela 11 Execução Plano de Ação Preventiva - Análise.docx
+++ b/documentacao/arquivos/garantia-qualidade/LabMedSys - Modulo Garantia da Qualidade - Controle de Desvios - Tela 11 Execução Plano de Ação Preventiva - Análise.docx
@@ -946,7 +946,7 @@
               <w:rPr>
                 <w:szCs w:val="20"/>
               </w:rPr>
-              <w:t>21/10/2026</w:t>
+              <w:t>22/10/2026</w:t>
             </w:r>
           </w:p>
         </w:tc>
@@ -3667,7 +3667,7 @@
         <w:rPr>
           <w:szCs w:val="20"/>
         </w:rPr>
-        <w:t xml:space="preserve">Estado nos testes: sem caso próprio executado. Nas rodadas de 15 e 16/10 o desvio RD 006/26 chegou ao monitoramento preventivo, o que indica que a ação foi tratada, mas o passo não está descrito (execucao/2026-10-15/resultado.md).</w:t>
+        <w:t xml:space="preserve">Estado nos testes: rodada 1 de 21/10/2026 (execucao/2026-10-21-desvios-rodada-1/resultado.md), com o desvio RD 057/26 (massa do caso N11). Foram executados cinco casos próprios (CT-GQ-N11-05, N11-06, N11-07, N11-10 e N11-11) e quatro casos de volume e consulta (CT-GQ-F05, F06, F08 e F09). Resultado: 4 passaram, 1 passou com ressalva e 4 falharam. Antes disso, nas rodadas de 15 e 16/10 o desvio RD 006/26 chegou ao monitoramento preventivo, o que indica que a ação foi tratada, mas o passo não está descrito (execucao/2026-10-15/resultado.md).</w:t>
       </w:r>
     </w:p>
     <w:p>
@@ -4050,6 +4050,279 @@
     <w:p>
       <w:pPr>
         <w:keepNext/>
+        <w:spacing w:before="120" w:after="0" w:line="360" w:lineRule="auto"/>
+        <w:rPr>
+          <w:b/>
+          <w:bCs/>
+          <w:szCs w:val="20"/>
+        </w:rPr>
+      </w:pPr>
+      <w:r>
+        <w:rPr>
+          <w:b/>
+          <w:bCs/>
+          <w:szCs w:val="20"/>
+        </w:rPr>
+        <w:t xml:space="preserve">Confirmado na rodada 1 (21/10/2026)</w:t>
+      </w:r>
+    </w:p>
+    <w:p>
+      <w:pPr>
+        <w:spacing w:after="0" w:line="360" w:lineRule="auto"/>
+        <w:rPr>
+          <w:szCs w:val="20"/>
+        </w:rPr>
+      </w:pPr>
+      <w:r>
+        <w:rPr>
+          <w:szCs w:val="20"/>
+        </w:rPr>
+        <w:t xml:space="preserve">Fonte: execucao/2026-10-21-desvios-rodada-1/resultado.md. Casos desta tela: CT-GQ-N11-05, N11-06, N11-07, N11-10 e N11-11, mais os de volume e consulta F05, F06, F08 e F09. A frase "nenhum defeito registrado até 16/10/2026" acima vale para aquela data.</w:t>
+      </w:r>
+    </w:p>
+    <w:p>
+      <w:pPr>
+        <w:spacing w:after="0" w:line="360" w:lineRule="auto"/>
+        <w:rPr>
+          <w:szCs w:val="20"/>
+        </w:rPr>
+      </w:pPr>
+      <w:r>
+        <w:rPr>
+          <w:szCs w:val="20"/>
+        </w:rPr>
+        <w:t xml:space="preserve">Defeitos novos que dizem respeito a esta tela:</w:t>
+      </w:r>
+    </w:p>
+    <w:p>
+      <w:pPr>
+        <w:numPr>
+          <w:ilvl w:val="0"/>
+          <w:numId w:val="2"/>
+        </w:numPr>
+        <w:spacing w:after="0" w:line="360" w:lineRule="auto"/>
+        <w:rPr>
+          <w:szCs w:val="20"/>
+        </w:rPr>
+      </w:pPr>
+      <w:r>
+        <w:rPr>
+          <w:szCs w:val="20"/>
+        </w:rPr>
+        <w:t xml:space="preserve">DV-GQ-025 (gravidade Alta, telas 8 e 11): concluir a ação com uma data anterior à abertura do desvio (22/08/2026, 60 dias antes) e regravar uma conclusão com nova data e observação são aceitos sem aviso e sem justificativa; no histórico da ação a justificativa fica vazia. Na tela 8 o mesmo defeito apareceu com prazo vencido. Evidências: N11-07-data-antiga, N11-11-regravar, N11-11-historico-da-acao.</w:t>
+      </w:r>
+    </w:p>
+    <w:p>
+      <w:pPr>
+        <w:numPr>
+          <w:ilvl w:val="0"/>
+          <w:numId w:val="2"/>
+        </w:numPr>
+        <w:spacing w:after="0" w:line="360" w:lineRule="auto"/>
+        <w:rPr>
+          <w:szCs w:val="20"/>
+        </w:rPr>
+      </w:pPr>
+      <w:r>
+        <w:rPr>
+          <w:szCs w:val="20"/>
+        </w:rPr>
+        <w:t xml:space="preserve">DV-GQ-026 (Média): o filtro RD/Nº não acha o desvio quando se digita o número com o ano. Evidência: N04-02-filtro-030.</w:t>
+      </w:r>
+    </w:p>
+    <w:p>
+      <w:pPr>
+        <w:numPr>
+          <w:ilvl w:val="0"/>
+          <w:numId w:val="2"/>
+        </w:numPr>
+        <w:spacing w:after="0" w:line="360" w:lineRule="auto"/>
+        <w:rPr>
+          <w:szCs w:val="20"/>
+        </w:rPr>
+      </w:pPr>
+      <w:r>
+        <w:rPr>
+          <w:szCs w:val="20"/>
+        </w:rPr>
+        <w:t xml:space="preserve">DV-GQ-027 (Média): nesta lista, início e fim no mesmo dia devolvem 0 linhas, e só a data "até" também devolve 0; data impossível (31/02/2026) é ignorada sem mensagem.</w:t>
+      </w:r>
+    </w:p>
+    <w:p>
+      <w:pPr>
+        <w:spacing w:after="0" w:line="360" w:lineRule="auto"/>
+        <w:rPr>
+          <w:szCs w:val="20"/>
+        </w:rPr>
+      </w:pPr>
+      <w:r>
+        <w:rPr>
+          <w:szCs w:val="20"/>
+        </w:rPr>
+        <w:t xml:space="preserve">Pontos de atenção do código que se confirmaram:</w:t>
+      </w:r>
+    </w:p>
+    <w:p>
+      <w:pPr>
+        <w:numPr>
+          <w:ilvl w:val="0"/>
+          <w:numId w:val="2"/>
+        </w:numPr>
+        <w:spacing w:after="0" w:line="360" w:lineRule="auto"/>
+        <w:rPr>
+          <w:szCs w:val="20"/>
+        </w:rPr>
+      </w:pPr>
+      <w:r>
+        <w:rPr>
+          <w:szCs w:val="20"/>
+        </w:rPr>
+        <w:t xml:space="preserve">Concluir a ação não muda a situação do desvio (RN-GQ-D11-01).</w:t>
+      </w:r>
+    </w:p>
+    <w:p>
+      <w:pPr>
+        <w:numPr>
+          <w:ilvl w:val="0"/>
+          <w:numId w:val="2"/>
+        </w:numPr>
+        <w:spacing w:after="0" w:line="360" w:lineRule="auto"/>
+        <w:rPr>
+          <w:szCs w:val="20"/>
+        </w:rPr>
+      </w:pPr>
+      <w:r>
+        <w:rPr>
+          <w:szCs w:val="20"/>
+        </w:rPr>
+        <w:t xml:space="preserve">Execução sem justificativa e sem aviso de atraso ou de data fora do esperado (RN-GQ-D11-05 e D11-07; DV-GQ-025).</w:t>
+      </w:r>
+    </w:p>
+    <w:p>
+      <w:pPr>
+        <w:numPr>
+          <w:ilvl w:val="0"/>
+          <w:numId w:val="2"/>
+        </w:numPr>
+        <w:spacing w:after="0" w:line="360" w:lineRule="auto"/>
+        <w:rPr>
+          <w:szCs w:val="20"/>
+        </w:rPr>
+      </w:pPr>
+      <w:r>
+        <w:rPr>
+          <w:szCs w:val="20"/>
+        </w:rPr>
+        <w:t xml:space="preserve">Data de conclusão vazia e futura recusadas como previsto (RN-GQ-055).</w:t>
+      </w:r>
+    </w:p>
+    <w:p>
+      <w:pPr>
+        <w:spacing w:after="0" w:line="360" w:lineRule="auto"/>
+        <w:rPr>
+          <w:szCs w:val="20"/>
+        </w:rPr>
+      </w:pPr>
+      <w:r>
+        <w:rPr>
+          <w:szCs w:val="20"/>
+        </w:rPr>
+        <w:t xml:space="preserve">Pontos de atenção que não foram confirmados ou não foram testados nesta tela:</w:t>
+      </w:r>
+    </w:p>
+    <w:p>
+      <w:pPr>
+        <w:numPr>
+          <w:ilvl w:val="0"/>
+          <w:numId w:val="2"/>
+        </w:numPr>
+        <w:spacing w:after="0" w:line="360" w:lineRule="auto"/>
+        <w:rPr>
+          <w:szCs w:val="20"/>
+        </w:rPr>
+      </w:pPr>
+      <w:r>
+        <w:rPr>
+          <w:szCs w:val="20"/>
+        </w:rPr>
+        <w:t xml:space="preserve">Lista só das ações do próprio responsável (CT-GQ-N11-01), filtro Situação (N11-02), filtro Responsável sem efeito (N11-03) e filtro Descrição (N11-04): não executados.</w:t>
+      </w:r>
+    </w:p>
+    <w:p>
+      <w:pPr>
+        <w:numPr>
+          <w:ilvl w:val="0"/>
+          <w:numId w:val="2"/>
+        </w:numPr>
+        <w:spacing w:after="0" w:line="360" w:lineRule="auto"/>
+        <w:rPr>
+          <w:szCs w:val="20"/>
+        </w:rPr>
+      </w:pPr>
+      <w:r>
+        <w:rPr>
+          <w:szCs w:val="20"/>
+        </w:rPr>
+        <w:t xml:space="preserve">Observação perdida ao reabrir a ação: confirmada na tela 8 (DV-GQ-024), mas não conferida nesta tela.</w:t>
+      </w:r>
+    </w:p>
+    <w:p>
+      <w:pPr>
+        <w:numPr>
+          <w:ilvl w:val="0"/>
+          <w:numId w:val="2"/>
+        </w:numPr>
+        <w:spacing w:after="0" w:line="360" w:lineRule="auto"/>
+        <w:rPr>
+          <w:szCs w:val="20"/>
+        </w:rPr>
+      </w:pPr>
+      <w:r>
+        <w:rPr>
+          <w:szCs w:val="20"/>
+        </w:rPr>
+        <w:t xml:space="preserve">Histórico da conclusão com o texto "Concluido" e sem valor antigo (CT-GQ-N11-12), responsável exibido (N11-13), anexos (N11-15) e impressão (N11-16): não executados.</w:t>
+      </w:r>
+    </w:p>
+    <w:p>
+      <w:pPr>
+        <w:numPr>
+          <w:ilvl w:val="0"/>
+          <w:numId w:val="2"/>
+        </w:numPr>
+        <w:spacing w:after="0" w:line="360" w:lineRule="auto"/>
+        <w:rPr>
+          <w:szCs w:val="20"/>
+        </w:rPr>
+      </w:pPr>
+      <w:r>
+        <w:rPr>
+          <w:szCs w:val="20"/>
+        </w:rPr>
+        <w:t xml:space="preserve">Formatos de data (CT-GQ-N11-08) e texto longo (N11-09): não executados.</w:t>
+      </w:r>
+    </w:p>
+    <w:p>
+      <w:pPr>
+        <w:numPr>
+          <w:ilvl w:val="0"/>
+          <w:numId w:val="2"/>
+        </w:numPr>
+        <w:spacing w:after="0" w:line="360" w:lineRule="auto"/>
+        <w:rPr>
+          <w:szCs w:val="20"/>
+        </w:rPr>
+      </w:pPr>
+      <w:r>
+        <w:rPr>
+          <w:szCs w:val="20"/>
+        </w:rPr>
+        <w:t xml:space="preserve">Data da avaliação que vem do navegador (RN-GQ-D11-06): não exercitada.</w:t>
+      </w:r>
+    </w:p>
+    <w:p>
+      <w:pPr>
+        <w:keepNext/>
         <w:widowControl/>
         <w:numPr>
           <w:ilvl w:val="0"/>
@@ -4136,6 +4409,93 @@
           <w:szCs w:val="20"/>
         </w:rPr>
         <w:t xml:space="preserve">Documento 01, seção 8 e inventário 11: a tela é chamada de "Execução Plano de Ação Preventiva"; o roteiro de menu original dizia "Avaliação Plano de Ação Preventiva". Sem efeito no funcionamento.</w:t>
+      </w:r>
+    </w:p>
+    <w:p>
+      <w:pPr>
+        <w:keepNext/>
+        <w:spacing w:before="120" w:after="0" w:line="360" w:lineRule="auto"/>
+        <w:rPr>
+          <w:b/>
+          <w:bCs/>
+          <w:szCs w:val="20"/>
+        </w:rPr>
+      </w:pPr>
+      <w:r>
+        <w:rPr>
+          <w:b/>
+          <w:bCs/>
+          <w:szCs w:val="20"/>
+        </w:rPr>
+        <w:t xml:space="preserve">Rodada 1 (21/10/2026)</w:t>
+      </w:r>
+    </w:p>
+    <w:p>
+      <w:pPr>
+        <w:spacing w:after="0" w:line="360" w:lineRule="auto"/>
+        <w:rPr>
+          <w:szCs w:val="20"/>
+        </w:rPr>
+      </w:pPr>
+      <w:r>
+        <w:rPr>
+          <w:szCs w:val="20"/>
+        </w:rPr>
+        <w:t xml:space="preserve">A tabela de divergências do resultado.md não traz nenhum item desta tela. Do que a rodada mostrou em comparação com esta página:</w:t>
+      </w:r>
+    </w:p>
+    <w:p>
+      <w:pPr>
+        <w:numPr>
+          <w:ilvl w:val="0"/>
+          <w:numId w:val="2"/>
+        </w:numPr>
+        <w:spacing w:after="0" w:line="360" w:lineRule="auto"/>
+        <w:rPr>
+          <w:szCs w:val="20"/>
+        </w:rPr>
+      </w:pPr>
+      <w:r>
+        <w:rPr>
+          <w:szCs w:val="20"/>
+        </w:rPr>
+        <w:t xml:space="preserve">Nenhuma divergência nova entre o texto desta página e a tela nos casos executados: as duas mensagens de data, a situação do desvio que não muda e a regravação sem justificativa conferem.</w:t>
+      </w:r>
+    </w:p>
+    <w:p>
+      <w:pPr>
+        <w:numPr>
+          <w:ilvl w:val="0"/>
+          <w:numId w:val="2"/>
+        </w:numPr>
+        <w:spacing w:after="0" w:line="360" w:lineRule="auto"/>
+        <w:rPr>
+          <w:szCs w:val="20"/>
+        </w:rPr>
+      </w:pPr>
+      <w:r>
+        <w:rPr>
+          <w:szCs w:val="20"/>
+        </w:rPr>
+        <w:t xml:space="preserve">Ponto em aberto: RN-GQ-D11-07 fala em concluir depois do prazo e antes da criação do plano; a rodada 1 testou apenas uma data anterior à abertura do desvio. A parte "depois do prazo" desta tela não foi exercitada. Fica para uma nova rodada.</w:t>
+      </w:r>
+    </w:p>
+    <w:p>
+      <w:pPr>
+        <w:numPr>
+          <w:ilvl w:val="0"/>
+          <w:numId w:val="2"/>
+        </w:numPr>
+        <w:spacing w:after="0" w:line="360" w:lineRule="auto"/>
+        <w:rPr>
+          <w:szCs w:val="20"/>
+        </w:rPr>
+      </w:pPr>
+      <w:r>
+        <w:rPr>
+          <w:szCs w:val="20"/>
+        </w:rPr>
+        <w:t xml:space="preserve">As divergências desta página registradas antes da rodada (documento completo do menu e RN-GQ-055) não dependiam da tela e continuam como estavam.</w:t>
       </w:r>
     </w:p>
     <w:sectPr>
